--- a/คู่มือติดตั้ง-HGCameraCounter.docx
+++ b/คู่มือติดตั้ง-HGCameraCounter.docx
@@ -672,10 +672,18 @@
     </w:p>
     <w:p>
       <w:pPr>
+        <w:spacing w:after="120"/>
+      </w:pPr>
+      <w:r>
+        <w:t xml:space="preserve">เปิดโปรแกรมครั้งแรก: ดับเบิลคลิกไอคอน “HG Camera Counter” บน Desktop (setup สร้างให้แล้ว) หรือไฟล์ เปิดโปรแกรม.bat ในโฟลเดอร์ — ครั้งแรกจะเด้งให้ตั้ง PIN (พิมพ์ 2 ครั้ง) จากนั้นใส่ค่าแท็บ Cloud Sync / Cameras</w:t>
+      </w:r>
+    </w:p>
+    <w:p>
+      <w:pPr>
         <w:pBdr>
           <w:left w:val="single" w:color="E0A800" w:sz="18" w:space="8"/>
         </w:pBdr>
-        <w:shd w:fill="FFF7E0" w:val="clear"/>
+        <w:shd w:fill="E8F0FE" w:val="clear"/>
         <w:spacing w:after="120" w:before="80"/>
       </w:pPr>
       <w:r>
@@ -683,10 +691,10 @@
           <w:b/>
           <w:bCs/>
         </w:rPr>
-        <w:t xml:space="preserve">⚠ ห้ามข้าม: </w:t>
-      </w:r>
-      <w:r>
-        <w:t xml:space="preserve">ดับเบิลคลิกไอคอนครั้งแรกจะยังไม่เปิด — ไอคอนเป็นตัว autostart ที่ออกแบบให้ข้าม PIN แต่เครื่องยังไม่ได้ตั้ง PIN มันจึงปิดเงียบเพื่อความปลอดภัย ต้องเปิดเองครั้งแรกเพื่อตั้ง PIN ก่อน 1 ครั้ง หลังจากนั้นไอคอน (และการบูต) จะเปิดได้เอง</w:t>
+        <w:t xml:space="preserve">ทิป: </w:t>
+      </w:r>
+      <w:r>
+        <w:t xml:space="preserve">หลังตั้ง PIN ครั้งแรกแล้ว ครั้งต่อไป (และตอนเครื่องบูต) จะเปิดเองโดยไม่ถาม PIN — ไม่ต้องพิมพ์คำสั่งใดๆ</w:t>
       </w:r>
     </w:p>
     <w:p>
@@ -694,49 +702,7 @@
         <w:spacing w:after="120"/>
       </w:pPr>
       <w:r>
-        <w:t xml:space="preserve">เปิด Command Prompt (CMD) พิมพ์ทีละบรรทัด เพื่อเปิดโปรแกรมครั้งแรก + ตั้ง PIN:</w:t>
-      </w:r>
-    </w:p>
-    <w:p>
-      <w:pPr>
-        <w:pBdr>
-          <w:left w:val="single" w:color="1F6FB2" w:sz="18" w:space="8"/>
-        </w:pBdr>
-        <w:shd w:fill="F3F4F6" w:val="clear"/>
-        <w:spacing w:after="120" w:before="80"/>
-      </w:pPr>
-      <w:r>
-        <w:rPr>
-          <w:rFonts w:ascii="Consolas" w:cs="Consolas" w:eastAsia="Consolas" w:hAnsi="Consolas"/>
-          <w:sz w:val="17"/>
-          <w:szCs w:val="17"/>
-        </w:rPr>
-        <w:t xml:space="preserve">cd /d C:\HGCameraCounter</w:t>
-      </w:r>
-    </w:p>
-    <w:p>
-      <w:pPr>
-        <w:pBdr>
-          <w:left w:val="single" w:color="1F6FB2" w:sz="18" w:space="8"/>
-        </w:pBdr>
-        <w:shd w:fill="F3F4F6" w:val="clear"/>
-        <w:spacing w:after="120" w:before="80"/>
-      </w:pPr>
-      <w:r>
-        <w:rPr>
-          <w:rFonts w:ascii="Consolas" w:cs="Consolas" w:eastAsia="Consolas" w:hAnsi="Consolas"/>
-          <w:sz w:val="17"/>
-          <w:szCs w:val="17"/>
-        </w:rPr>
-        <w:t xml:space="preserve">.venv\Scripts\python.exe controller\main.py</w:t>
-      </w:r>
-    </w:p>
-    <w:p>
-      <w:pPr>
-        <w:spacing w:after="120"/>
-      </w:pPr>
-      <w:r>
-        <w:t xml:space="preserve">จากนั้นตั้ง PIN (พิมพ์ 2 ครั้ง) + ใส่ค่าในแท็บ Cloud Sync/Cameras แล้วเข้ารหัส secret:</w:t>
+        <w:t xml:space="preserve">ขั้นเสริม (ความปลอดภัย) — เข้ารหัส secret หลังกรอกค่าเสร็จ: เปิด CMD ในโฟลเดอร์แล้วพิมพ์</w:t>
       </w:r>
     </w:p>
     <w:p>
@@ -1004,7 +970,7 @@
                 <w:b w:val="false"/>
                 <w:bCs w:val="false"/>
               </w:rPr>
-              <w:t xml:space="preserve">กดไอคอนแล้วไม่เปิด (ครั้งแรก)</w:t>
+              <w:t xml:space="preserve">กดไอคอนแล้วไม่เปิด</w:t>
             </w:r>
           </w:p>
         </w:tc>
@@ -1030,7 +996,7 @@
                 <w:b w:val="false"/>
                 <w:bCs w:val="false"/>
               </w:rPr>
-              <w:t xml:space="preserve">ยังไม่ได้ตั้ง PIN — เปิดด้วย cd /d C:\HGCameraCounter แล้ว .venv\Scripts\python.exe controller\main.py เพื่อตั้ง PIN ก่อน</w:t>
+              <w:t xml:space="preserve">ลองดับเบิลคลิก เปิดโปรแกรม.bat ในโฟลเดอร์; ถ้ายังไม่ขึ้นแปลว่ายังรัน setup.bat ไม่ครบ (ไม่มี venv) — รัน setup.bat ใหม่</w:t>
             </w:r>
           </w:p>
         </w:tc>
